--- a/Template/Procurement/7. รายงานผลพิจารณา.docx
+++ b/Template/Procurement/7. รายงานผลพิจารณา.docx
@@ -1772,6 +1772,16 @@
       </w:r>
       <w:r>
         <w:rPr>
+          <w:rFonts w:ascii="TH SarabunIT๙" w:eastAsia="Times New Roman" w:hAnsi="TH SarabunIT๙" w:cs="TH SarabunIT๙" w:hint="cs"/>
+          <w:color w:val="000000"/>
+          <w:sz w:val="32"/>
+          <w:szCs w:val="32"/>
+          <w:cs/>
+        </w:rPr>
+        <w:t xml:space="preserve">ละ </w:t>
+      </w:r>
+      <w:r>
+        <w:rPr>
           <w:rFonts w:ascii="TH SarabunIT๙" w:hAnsi="TH SarabunIT๙" w:cs="TH SarabunIT๙"/>
           <w:sz w:val="32"/>
           <w:szCs w:val="32"/>
@@ -1863,7 +1873,25 @@
           <w:szCs w:val="32"/>
           <w:cs/>
         </w:rPr>
-        <w:t>จนสิ้นสุดภาระผูกพันตามสัญญาใบสั่งจ้าง</w:t>
+        <w:t>จนสิ้นสุดภาระผูกพันตามสัญญา</w:t>
+      </w:r>
+      <w:r>
+        <w:rPr>
+          <w:rFonts w:ascii="TH SarabunIT๙" w:hAnsi="TH SarabunIT๙" w:cs="TH SarabunIT๙" w:hint="cs"/>
+          <w:sz w:val="32"/>
+          <w:szCs w:val="32"/>
+          <w:cs/>
+        </w:rPr>
+        <w:t>หรือ</w:t>
+      </w:r>
+      <w:r>
+        <w:rPr>
+          <w:rFonts w:ascii="TH SarabunIT๙" w:hAnsi="TH SarabunIT๙" w:cs="TH SarabunIT๙" w:hint="cs"/>
+          <w:sz w:val="32"/>
+          <w:szCs w:val="32"/>
+          <w:cs/>
+        </w:rPr>
+        <w:t>ใบสั่งจ้าง</w:t>
       </w:r>
     </w:p>
     <w:p>
@@ -2011,43 +2039,10 @@
     </w:p>
     <w:p>
       <w:pPr>
-        <w:spacing w:after="0"/>
-        <w:rPr>
-          <w:rFonts w:ascii="TH SarabunIT๙" w:eastAsia="Times New Roman" w:hAnsi="TH SarabunIT๙" w:cs="TH SarabunIT๙"/>
-          <w:sz w:val="32"/>
-          <w:szCs w:val="32"/>
-        </w:rPr>
-      </w:pPr>
-    </w:p>
-    <w:p>
-      <w:pPr>
         <w:spacing w:after="0" w:line="240" w:lineRule="auto"/>
         <w:jc w:val="both"/>
         <w:rPr>
-          <w:rFonts w:ascii="TH SarabunIT๙" w:eastAsia="Times New Roman" w:hAnsi="TH SarabunIT๙" w:cs="TH SarabunIT๙"/>
-          <w:color w:val="000000"/>
-          <w:sz w:val="32"/>
-          <w:szCs w:val="32"/>
-        </w:rPr>
-      </w:pPr>
-      <w:r>
-        <w:rPr>
-          <w:rFonts w:ascii="TH SarabunIT๙" w:eastAsia="Times New Roman" w:hAnsi="TH SarabunIT๙" w:cs="TH SarabunIT๙"/>
-          <w:color w:val="000000"/>
-          <w:sz w:val="32"/>
-          <w:szCs w:val="32"/>
-          <w:cs/>
-        </w:rPr>
-        <w:tab/>
-        <w:t xml:space="preserve"> </w:t>
-      </w:r>
-    </w:p>
-    <w:p>
-      <w:pPr>
-        <w:spacing w:after="0" w:line="240" w:lineRule="auto"/>
-        <w:jc w:val="both"/>
-        <w:rPr>
-          <w:rFonts w:ascii="TH SarabunIT๙" w:eastAsia="Times New Roman" w:hAnsi="TH SarabunIT๙" w:cs="TH SarabunIT๙"/>
+          <w:rFonts w:ascii="TH SarabunIT๙" w:eastAsia="Times New Roman" w:hAnsi="TH SarabunIT๙" w:cs="TH SarabunIT๙" w:hint="cs"/>
           <w:color w:val="000000"/>
           <w:sz w:val="32"/>
           <w:szCs w:val="32"/>
@@ -3059,16 +3054,16 @@
         <mc:AlternateContent>
           <mc:Choice Requires="wps">
             <w:drawing>
-              <wp:anchor distT="0" distB="0" distL="114300" distR="114300" simplePos="0" relativeHeight="251661824" behindDoc="1" locked="0" layoutInCell="1" allowOverlap="1" wp14:anchorId="1411E8F1" wp14:editId="1E82ECF4">
+              <wp:anchor distT="0" distB="0" distL="114300" distR="114300" simplePos="0" relativeHeight="251661824" behindDoc="1" locked="0" layoutInCell="1" allowOverlap="1" wp14:anchorId="1411E8F1" wp14:editId="69C5B30C">
                 <wp:simplePos x="0" y="0"/>
                 <wp:positionH relativeFrom="column">
                   <wp:posOffset>2771775</wp:posOffset>
                 </wp:positionH>
                 <wp:positionV relativeFrom="paragraph">
-                  <wp:posOffset>59690</wp:posOffset>
+                  <wp:posOffset>60959</wp:posOffset>
                 </wp:positionV>
-                <wp:extent cx="3324225" cy="1866900"/>
-                <wp:effectExtent l="0" t="0" r="28575" b="19050"/>
+                <wp:extent cx="3324225" cy="2181225"/>
+                <wp:effectExtent l="0" t="0" r="28575" b="28575"/>
                 <wp:wrapNone/>
                 <wp:docPr id="918283861" name="Text Box 4"/>
                 <wp:cNvGraphicFramePr>
@@ -3083,7 +3078,7 @@
                       <wps:spPr bwMode="auto">
                         <a:xfrm>
                           <a:off x="0" y="0"/>
-                          <a:ext cx="3324225" cy="1866900"/>
+                          <a:ext cx="3324225" cy="2181225"/>
                         </a:xfrm>
                         <a:prstGeom prst="rect">
                           <a:avLst/>
@@ -3232,9 +3227,17 @@
                                 <w:szCs w:val="32"/>
                                 <w:cs/>
                               </w:rPr>
-                              <w:t>คำนำหน้า</w:t>
+                              <w:t>คำนำหน้าผอ</w:t>
                             </w:r>
-                            <w:proofErr w:type="spellStart"/>
+                            <w:r>
+                              <w:rPr>
+                                <w:rFonts w:ascii="TH SarabunIT๙" w:hAnsi="TH SarabunIT๙" w:cs="TH SarabunIT๙"/>
+                                <w:spacing w:val="-10"/>
+                                <w:sz w:val="32"/>
+                                <w:szCs w:val="32"/>
+                              </w:rPr>
+                              <w:t>}{</w:t>
+                            </w:r>
                             <w:r>
                               <w:rPr>
                                 <w:rFonts w:ascii="TH SarabunIT๙" w:hAnsi="TH SarabunIT๙" w:cs="TH SarabunIT๙" w:hint="cs"/>
@@ -3243,9 +3246,8 @@
                                 <w:szCs w:val="32"/>
                                 <w:cs/>
                               </w:rPr>
-                              <w:t>ผอ</w:t>
+                              <w:t>ชื่อผอ</w:t>
                             </w:r>
-                            <w:proofErr w:type="spellEnd"/>
                             <w:r>
                               <w:rPr>
                                 <w:rFonts w:ascii="TH SarabunIT๙" w:hAnsi="TH SarabunIT๙" w:cs="TH SarabunIT๙"/>
@@ -3253,7 +3255,7 @@
                                 <w:sz w:val="32"/>
                                 <w:szCs w:val="32"/>
                               </w:rPr>
-                              <w:t>}{</w:t>
+                              <w:t>}</w:t>
                             </w:r>
                             <w:r>
                               <w:rPr>
@@ -3263,9 +3265,17 @@
                                 <w:szCs w:val="32"/>
                                 <w:cs/>
                               </w:rPr>
-                              <w:t>ชื่อ</w:t>
+                              <w:t xml:space="preserve"> </w:t>
                             </w:r>
-                            <w:proofErr w:type="spellStart"/>
+                            <w:r>
+                              <w:rPr>
+                                <w:rFonts w:ascii="TH SarabunIT๙" w:hAnsi="TH SarabunIT๙" w:cs="TH SarabunIT๙"/>
+                                <w:spacing w:val="-10"/>
+                                <w:sz w:val="32"/>
+                                <w:szCs w:val="32"/>
+                              </w:rPr>
+                              <w:t>{</w:t>
+                            </w:r>
                             <w:r>
                               <w:rPr>
                                 <w:rFonts w:ascii="TH SarabunIT๙" w:hAnsi="TH SarabunIT๙" w:cs="TH SarabunIT๙" w:hint="cs"/>
@@ -3274,59 +3284,8 @@
                                 <w:szCs w:val="32"/>
                                 <w:cs/>
                               </w:rPr>
-                              <w:t>ผอ</w:t>
+                              <w:t>นามสกุลผอ</w:t>
                             </w:r>
-                            <w:proofErr w:type="spellEnd"/>
-                            <w:r>
-                              <w:rPr>
-                                <w:rFonts w:ascii="TH SarabunIT๙" w:hAnsi="TH SarabunIT๙" w:cs="TH SarabunIT๙"/>
-                                <w:spacing w:val="-10"/>
-                                <w:sz w:val="32"/>
-                                <w:szCs w:val="32"/>
-                              </w:rPr>
-                              <w:t>}</w:t>
-                            </w:r>
-                            <w:r>
-                              <w:rPr>
-                                <w:rFonts w:ascii="TH SarabunIT๙" w:hAnsi="TH SarabunIT๙" w:cs="TH SarabunIT๙" w:hint="cs"/>
-                                <w:spacing w:val="-10"/>
-                                <w:sz w:val="32"/>
-                                <w:szCs w:val="32"/>
-                                <w:cs/>
-                              </w:rPr>
-                              <w:t xml:space="preserve"> </w:t>
-                            </w:r>
-                            <w:r>
-                              <w:rPr>
-                                <w:rFonts w:ascii="TH SarabunIT๙" w:hAnsi="TH SarabunIT๙" w:cs="TH SarabunIT๙"/>
-                                <w:spacing w:val="-10"/>
-                                <w:sz w:val="32"/>
-                                <w:szCs w:val="32"/>
-                              </w:rPr>
-                              <w:t>{</w:t>
-                            </w:r>
-                            <w:r>
-                              <w:rPr>
-                                <w:rFonts w:ascii="TH SarabunIT๙" w:hAnsi="TH SarabunIT๙" w:cs="TH SarabunIT๙" w:hint="cs"/>
-                                <w:spacing w:val="-10"/>
-                                <w:sz w:val="32"/>
-                                <w:szCs w:val="32"/>
-                                <w:cs/>
-                              </w:rPr>
-                              <w:t>นามสกุล</w:t>
-                            </w:r>
-                            <w:proofErr w:type="spellStart"/>
-                            <w:r>
-                              <w:rPr>
-                                <w:rFonts w:ascii="TH SarabunIT๙" w:hAnsi="TH SarabunIT๙" w:cs="TH SarabunIT๙" w:hint="cs"/>
-                                <w:spacing w:val="-10"/>
-                                <w:sz w:val="32"/>
-                                <w:szCs w:val="32"/>
-                                <w:cs/>
-                              </w:rPr>
-                              <w:t>ผอ</w:t>
-                            </w:r>
-                            <w:proofErr w:type="spellEnd"/>
                             <w:r>
                               <w:rPr>
                                 <w:rFonts w:ascii="TH SarabunIT๙" w:hAnsi="TH SarabunIT๙" w:cs="TH SarabunIT๙"/>
@@ -3467,7 +3426,11 @@
           </mc:Choice>
           <mc:Fallback>
             <w:pict>
-              <v:shape w14:anchorId="1411E8F1" id="Text Box 4" o:spid="_x0000_s1028" type="#_x0000_t202" style="position:absolute;margin-left:218.25pt;margin-top:4.7pt;width:261.75pt;height:147pt;z-index:-251654656;visibility:visible;mso-wrap-style:square;mso-width-percent:0;mso-height-percent:0;mso-wrap-distance-left:9pt;mso-wrap-distance-top:0;mso-wrap-distance-right:9pt;mso-wrap-distance-bottom:0;mso-position-horizontal:absolute;mso-position-horizontal-relative:text;mso-position-vertical:absolute;mso-position-vertical-relative:text;mso-width-percent:0;mso-height-percent:0;mso-width-relative:page;mso-height-relative:page;v-text-anchor:top" o:gfxdata="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">
+              <v:shapetype w14:anchorId="1411E8F1" id="_x0000_t202" coordsize="21600,21600" o:spt="202" path="m,l,21600r21600,l21600,xe">
+                <v:stroke joinstyle="miter"/>
+                <v:path gradientshapeok="t" o:connecttype="rect"/>
+              </v:shapetype>
+              <v:shape id="Text Box 4" o:spid="_x0000_s1028" type="#_x0000_t202" style="position:absolute;margin-left:218.25pt;margin-top:4.8pt;width:261.75pt;height:171.75pt;z-index:-251654656;visibility:visible;mso-wrap-style:square;mso-width-percent:0;mso-height-percent:0;mso-wrap-distance-left:9pt;mso-wrap-distance-top:0;mso-wrap-distance-right:9pt;mso-wrap-distance-bottom:0;mso-position-horizontal:absolute;mso-position-horizontal-relative:text;mso-position-vertical:absolute;mso-position-vertical-relative:text;mso-width-percent:0;mso-height-percent:0;mso-width-relative:page;mso-height-relative:page;v-text-anchor:top" o:gfxdata="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">
                 <v:textbox>
                   <w:txbxContent>
                     <w:p>
@@ -3557,7 +3520,7 @@
                         <w:spacing w:after="0"/>
                         <w:jc w:val="center"/>
                         <w:rPr>
-                          <w:rFonts w:ascii="TH SarabunIT๙" w:hAnsi="TH SarabunIT๙" w:cs="TH SarabunIT๙" w:hint="cs"/>
+                          <w:rFonts w:ascii="TH SarabunIT๙" w:hAnsi="TH SarabunIT๙" w:cs="TH SarabunIT๙"/>
                           <w:spacing w:val="-10"/>
                         </w:rPr>
                       </w:pPr>
@@ -3600,9 +3563,17 @@
                           <w:szCs w:val="32"/>
                           <w:cs/>
                         </w:rPr>
-                        <w:t>คำนำหน้า</w:t>
+                        <w:t>คำนำหน้าผอ</w:t>
                       </w:r>
-                      <w:proofErr w:type="spellStart"/>
+                      <w:r>
+                        <w:rPr>
+                          <w:rFonts w:ascii="TH SarabunIT๙" w:hAnsi="TH SarabunIT๙" w:cs="TH SarabunIT๙"/>
+                          <w:spacing w:val="-10"/>
+                          <w:sz w:val="32"/>
+                          <w:szCs w:val="32"/>
+                        </w:rPr>
+                        <w:t>}{</w:t>
+                      </w:r>
                       <w:r>
                         <w:rPr>
                           <w:rFonts w:ascii="TH SarabunIT๙" w:hAnsi="TH SarabunIT๙" w:cs="TH SarabunIT๙" w:hint="cs"/>
@@ -3611,9 +3582,8 @@
                           <w:szCs w:val="32"/>
                           <w:cs/>
                         </w:rPr>
-                        <w:t>ผอ</w:t>
+                        <w:t>ชื่อผอ</w:t>
                       </w:r>
-                      <w:proofErr w:type="spellEnd"/>
                       <w:r>
                         <w:rPr>
                           <w:rFonts w:ascii="TH SarabunIT๙" w:hAnsi="TH SarabunIT๙" w:cs="TH SarabunIT๙"/>
@@ -3621,7 +3591,7 @@
                           <w:sz w:val="32"/>
                           <w:szCs w:val="32"/>
                         </w:rPr>
-                        <w:t>}{</w:t>
+                        <w:t>}</w:t>
                       </w:r>
                       <w:r>
                         <w:rPr>
@@ -3631,9 +3601,17 @@
                           <w:szCs w:val="32"/>
                           <w:cs/>
                         </w:rPr>
-                        <w:t>ชื่อ</w:t>
+                        <w:t xml:space="preserve"> </w:t>
                       </w:r>
-                      <w:proofErr w:type="spellStart"/>
+                      <w:r>
+                        <w:rPr>
+                          <w:rFonts w:ascii="TH SarabunIT๙" w:hAnsi="TH SarabunIT๙" w:cs="TH SarabunIT๙"/>
+                          <w:spacing w:val="-10"/>
+                          <w:sz w:val="32"/>
+                          <w:szCs w:val="32"/>
+                        </w:rPr>
+                        <w:t>{</w:t>
+                      </w:r>
                       <w:r>
                         <w:rPr>
                           <w:rFonts w:ascii="TH SarabunIT๙" w:hAnsi="TH SarabunIT๙" w:cs="TH SarabunIT๙" w:hint="cs"/>
@@ -3642,59 +3620,8 @@
                           <w:szCs w:val="32"/>
                           <w:cs/>
                         </w:rPr>
-                        <w:t>ผอ</w:t>
+                        <w:t>นามสกุลผอ</w:t>
                       </w:r>
-                      <w:proofErr w:type="spellEnd"/>
-                      <w:r>
-                        <w:rPr>
-                          <w:rFonts w:ascii="TH SarabunIT๙" w:hAnsi="TH SarabunIT๙" w:cs="TH SarabunIT๙"/>
-                          <w:spacing w:val="-10"/>
-                          <w:sz w:val="32"/>
-                          <w:szCs w:val="32"/>
-                        </w:rPr>
-                        <w:t>}</w:t>
-                      </w:r>
-                      <w:r>
-                        <w:rPr>
-                          <w:rFonts w:ascii="TH SarabunIT๙" w:hAnsi="TH SarabunIT๙" w:cs="TH SarabunIT๙" w:hint="cs"/>
-                          <w:spacing w:val="-10"/>
-                          <w:sz w:val="32"/>
-                          <w:szCs w:val="32"/>
-                          <w:cs/>
-                        </w:rPr>
-                        <w:t xml:space="preserve"> </w:t>
-                      </w:r>
-                      <w:r>
-                        <w:rPr>
-                          <w:rFonts w:ascii="TH SarabunIT๙" w:hAnsi="TH SarabunIT๙" w:cs="TH SarabunIT๙"/>
-                          <w:spacing w:val="-10"/>
-                          <w:sz w:val="32"/>
-                          <w:szCs w:val="32"/>
-                        </w:rPr>
-                        <w:t>{</w:t>
-                      </w:r>
-                      <w:r>
-                        <w:rPr>
-                          <w:rFonts w:ascii="TH SarabunIT๙" w:hAnsi="TH SarabunIT๙" w:cs="TH SarabunIT๙" w:hint="cs"/>
-                          <w:spacing w:val="-10"/>
-                          <w:sz w:val="32"/>
-                          <w:szCs w:val="32"/>
-                          <w:cs/>
-                        </w:rPr>
-                        <w:t>นามสกุล</w:t>
-                      </w:r>
-                      <w:proofErr w:type="spellStart"/>
-                      <w:r>
-                        <w:rPr>
-                          <w:rFonts w:ascii="TH SarabunIT๙" w:hAnsi="TH SarabunIT๙" w:cs="TH SarabunIT๙" w:hint="cs"/>
-                          <w:spacing w:val="-10"/>
-                          <w:sz w:val="32"/>
-                          <w:szCs w:val="32"/>
-                          <w:cs/>
-                        </w:rPr>
-                        <w:t>ผอ</w:t>
-                      </w:r>
-                      <w:proofErr w:type="spellEnd"/>
                       <w:r>
                         <w:rPr>
                           <w:rFonts w:ascii="TH SarabunIT๙" w:hAnsi="TH SarabunIT๙" w:cs="TH SarabunIT๙"/>
